--- a/Pregrado/Trabajo de grado 2/Clases/Recursos/ACAs/Parcial 2 (21%) - guia del cuestionario.docx
+++ b/Pregrado/Trabajo de grado 2/Clases/Recursos/ACAs/Parcial 2 (21%) - guia del cuestionario.docx
@@ -693,6 +693,132 @@
     </w:p>
     <w:p>
       <w:pPr>
+        <w:ind w:left="432"/>
+        <w:shd w:val="clear" w:fill="E8F5EC"/>
+      </w:pPr>
+      <w:r>
+        <w:rPr>
+          <w:rFonts w:ascii="Calibri" w:hAnsi="Calibri"/>
+          <w:b/>
+          <w:i/>
+          <w:color w:val="2B2B2B"/>
+          <w:sz w:val="21"/>
+        </w:rPr>
+        <w:t>Alcance declarado:</w:t>
+      </w:r>
+      <w:r>
+        <w:rPr>
+          <w:rFonts w:ascii="Calibri" w:hAnsi="Calibri"/>
+          <w:b w:val="0"/>
+          <w:i/>
+          <w:color w:val="2B2B2B"/>
+          <w:sz w:val="21"/>
+        </w:rPr>
+        <w:t xml:space="preserve"> este parcial pesa </w:t>
+      </w:r>
+      <w:r>
+        <w:rPr>
+          <w:rFonts w:ascii="Calibri" w:hAnsi="Calibri"/>
+          <w:b/>
+          <w:i/>
+          <w:color w:val="2B2B2B"/>
+          <w:sz w:val="21"/>
+        </w:rPr>
+        <w:t>21%</w:t>
+      </w:r>
+      <w:r>
+        <w:rPr>
+          <w:rFonts w:ascii="Calibri" w:hAnsi="Calibri"/>
+          <w:b w:val="0"/>
+          <w:i/>
+          <w:color w:val="2B2B2B"/>
+          <w:sz w:val="21"/>
+        </w:rPr>
+        <w:t xml:space="preserve"> y su ventana </w:t>
+      </w:r>
+      <w:r>
+        <w:rPr>
+          <w:rFonts w:ascii="Calibri" w:hAnsi="Calibri"/>
+          <w:b/>
+          <w:i/>
+          <w:color w:val="2B2B2B"/>
+          <w:sz w:val="21"/>
+        </w:rPr>
+        <w:t>abre antes</w:t>
+      </w:r>
+      <w:r>
+        <w:rPr>
+          <w:rFonts w:ascii="Calibri" w:hAnsi="Calibri"/>
+          <w:b w:val="0"/>
+          <w:i/>
+          <w:color w:val="2B2B2B"/>
+          <w:sz w:val="21"/>
+        </w:rPr>
+        <w:t xml:space="preserve"> de la clase del día del cierre. Para que no haya sorpresa: el temario entra hasta la </w:t>
+      </w:r>
+      <w:r>
+        <w:rPr>
+          <w:rFonts w:ascii="Calibri" w:hAnsi="Calibri"/>
+          <w:b/>
+          <w:i/>
+          <w:color w:val="2B2B2B"/>
+          <w:sz w:val="21"/>
+        </w:rPr>
+        <w:t>Sesión 07</w:t>
+      </w:r>
+      <w:r>
+        <w:rPr>
+          <w:rFonts w:ascii="Calibri" w:hAnsi="Calibri"/>
+          <w:b w:val="0"/>
+          <w:i/>
+          <w:color w:val="2B2B2B"/>
+          <w:sz w:val="21"/>
+        </w:rPr>
+        <w:t xml:space="preserve"> (28/09/2026 · Diseño metodológico (propuesto)), y </w:t>
+      </w:r>
+      <w:r>
+        <w:rPr>
+          <w:rFonts w:ascii="Calibri" w:hAnsi="Calibri"/>
+          <w:b/>
+          <w:i/>
+          <w:color w:val="2B2B2B"/>
+          <w:sz w:val="21"/>
+        </w:rPr>
+        <w:t>no</w:t>
+      </w:r>
+      <w:r>
+        <w:rPr>
+          <w:rFonts w:ascii="Calibri" w:hAnsi="Calibri"/>
+          <w:b w:val="0"/>
+          <w:i/>
+          <w:color w:val="2B2B2B"/>
+          <w:sz w:val="21"/>
+        </w:rPr>
+        <w:t xml:space="preserve"> entra el tema de la </w:t>
+      </w:r>
+      <w:r>
+        <w:rPr>
+          <w:rFonts w:ascii="Calibri" w:hAnsi="Calibri"/>
+          <w:b/>
+          <w:i/>
+          <w:color w:val="2B2B2B"/>
+          <w:sz w:val="21"/>
+        </w:rPr>
+        <w:t>Sesión 08</w:t>
+      </w:r>
+      <w:r>
+        <w:rPr>
+          <w:rFonts w:ascii="Calibri" w:hAnsi="Calibri"/>
+          <w:b w:val="0"/>
+          <w:i/>
+          <w:color w:val="2B2B2B"/>
+          <w:sz w:val="21"/>
+        </w:rPr>
+        <w:t xml:space="preserve"> (05/10/2026 · Instrumentos y plan de análisis (propuestos)). Puedes resolverlo cualquier día de la ventana; no hace falta esperar al último.</w:t>
+      </w:r>
+    </w:p>
+    <w:p>
+      <w:pPr>
         <w:spacing w:before="200" w:after="60"/>
       </w:pPr>
       <w:r>
@@ -794,7 +920,7 @@
           <w:color w:val="2B2B2B"/>
           <w:sz w:val="22"/>
         </w:rPr>
-        <w:t xml:space="preserve">Temario trabajado en clase </w:t>
+        <w:t xml:space="preserve">Sesiones </w:t>
       </w:r>
       <w:r>
         <w:rPr>
@@ -803,7 +929,7 @@
           <w:color w:val="2B2B2B"/>
           <w:sz w:val="22"/>
         </w:rPr>
-        <w:t>hasta el cierre</w:t>
+        <w:t>ya dictadas</w:t>
       </w:r>
       <w:r>
         <w:rPr>
@@ -812,7 +938,7 @@
           <w:color w:val="2B2B2B"/>
           <w:sz w:val="22"/>
         </w:rPr>
-        <w:t xml:space="preserve"> (05/10/2026):</w:t>
+        <w:t xml:space="preserve"> cuando cierra este cuestionario (05/10/2026) — eso es lo que entra:</w:t>
       </w:r>
     </w:p>
     <w:p>
@@ -954,9 +1080,44 @@
       </w:r>
     </w:p>
     <w:p>
-      <w:pPr>
-        <w:pStyle w:val="ListBullet"/>
-      </w:pPr>
+      <w:r>
+        <w:rPr>
+          <w:rFonts w:ascii="Calibri" w:hAnsi="Calibri"/>
+          <w:b/>
+          <w:color w:val="2B2B2B"/>
+          <w:sz w:val="22"/>
+        </w:rPr>
+        <w:t>Nuevo desde el cierre de Quiz 2</w:t>
+      </w:r>
+      <w:r>
+        <w:rPr>
+          <w:rFonts w:ascii="Calibri" w:hAnsi="Calibri"/>
+          <w:b w:val="0"/>
+          <w:color w:val="2B2B2B"/>
+          <w:sz w:val="22"/>
+        </w:rPr>
+        <w:t xml:space="preserve"> (28/09/2026): Sesión 07. Lo anterior sigue siendo base — el curso es acumulativo.</w:t>
+      </w:r>
+    </w:p>
+    <w:p>
+      <w:r>
+        <w:rPr>
+          <w:rFonts w:ascii="Calibri" w:hAnsi="Calibri"/>
+          <w:b/>
+          <w:color w:val="2B2B2B"/>
+          <w:sz w:val="22"/>
+        </w:rPr>
+        <w:t>Lo que NO entra:</w:t>
+      </w:r>
+      <w:r>
+        <w:rPr>
+          <w:rFonts w:ascii="Calibri" w:hAnsi="Calibri"/>
+          <w:b w:val="0"/>
+          <w:color w:val="2B2B2B"/>
+          <w:sz w:val="22"/>
+        </w:rPr>
+        <w:t xml:space="preserve"> la </w:t>
+      </w:r>
       <w:r>
         <w:rPr>
           <w:rFonts w:ascii="Calibri" w:hAnsi="Calibri"/>
@@ -973,10 +1134,8 @@
           <w:color w:val="2B2B2B"/>
           <w:sz w:val="22"/>
         </w:rPr>
-        <w:t xml:space="preserve"> (05/10/2026) — Instrumentos y plan de análisis (propuestos)</w:t>
+        <w:t xml:space="preserve"> (05/10/2026 — Instrumentos y plan de análisis (propuestos)) se dicta </w:t>
       </w:r>
-    </w:p>
-    <w:p>
       <w:r>
         <w:rPr>
           <w:rFonts w:ascii="Calibri" w:hAnsi="Calibri"/>
@@ -984,7 +1143,7 @@
           <w:color w:val="2B2B2B"/>
           <w:sz w:val="22"/>
         </w:rPr>
-        <w:t>Nuevo desde el cierre de Quiz 2</w:t>
+        <w:t>el mismo día</w:t>
       </w:r>
       <w:r>
         <w:rPr>
@@ -993,7 +1152,43 @@
           <w:color w:val="2B2B2B"/>
           <w:sz w:val="22"/>
         </w:rPr>
-        <w:t xml:space="preserve"> (28/09/2026): Sesión 08. Lo anterior sigue siendo base — el curso es acumulativo.</w:t>
+        <w:t xml:space="preserve"> en que cierra el cuestionario, así que su tema </w:t>
+      </w:r>
+      <w:r>
+        <w:rPr>
+          <w:rFonts w:ascii="Calibri" w:hAnsi="Calibri"/>
+          <w:b/>
+          <w:color w:val="2B2B2B"/>
+          <w:sz w:val="22"/>
+        </w:rPr>
+        <w:t>queda fuera</w:t>
+      </w:r>
+      <w:r>
+        <w:rPr>
+          <w:rFonts w:ascii="Calibri" w:hAnsi="Calibri"/>
+          <w:b w:val="0"/>
+          <w:color w:val="2B2B2B"/>
+          <w:sz w:val="22"/>
+        </w:rPr>
+        <w:t xml:space="preserve">: no se te pregunta algo que todavía no has visto en clase. Ese tema entra en </w:t>
+      </w:r>
+      <w:r>
+        <w:rPr>
+          <w:rFonts w:ascii="Calibri" w:hAnsi="Calibri"/>
+          <w:b/>
+          <w:color w:val="2B2B2B"/>
+          <w:sz w:val="22"/>
+        </w:rPr>
+        <w:t>Quiz 3</w:t>
+      </w:r>
+      <w:r>
+        <w:rPr>
+          <w:rFonts w:ascii="Calibri" w:hAnsi="Calibri"/>
+          <w:b w:val="0"/>
+          <w:color w:val="2B2B2B"/>
+          <w:sz w:val="22"/>
+        </w:rPr>
+        <w:t>.</w:t>
       </w:r>
     </w:p>
     <w:p>
@@ -1531,7 +1726,25 @@
           <w:color w:val="2B2B2B"/>
           <w:sz w:val="22"/>
         </w:rPr>
-        <w:t>Repasa el deck y tus apuntes de cada sesión (</w:t>
+        <w:t xml:space="preserve">Estudia </w:t>
+      </w:r>
+      <w:r>
+        <w:rPr>
+          <w:rFonts w:ascii="Calibri" w:hAnsi="Calibri"/>
+          <w:b/>
+          <w:color w:val="2B2B2B"/>
+          <w:sz w:val="22"/>
+        </w:rPr>
+        <w:t>lo que está en el punto 3, y solo eso</w:t>
+      </w:r>
+      <w:r>
+        <w:rPr>
+          <w:rFonts w:ascii="Calibri" w:hAnsi="Calibri"/>
+          <w:b w:val="0"/>
+          <w:color w:val="2B2B2B"/>
+          <w:sz w:val="22"/>
+        </w:rPr>
+        <w:t>: el alcance del cuestionario son esas sesiones. Ten a mano el deck y tus apuntes de cada una (</w:t>
       </w:r>
       <w:r>
         <w:rPr>
@@ -1558,20 +1771,11 @@
       <w:r>
         <w:rPr>
           <w:rFonts w:ascii="Calibri" w:hAnsi="Calibri"/>
-          <w:b w:val="0"/>
-          <w:color w:val="2B2B2B"/>
-          <w:sz w:val="22"/>
-        </w:rPr>
-        <w:t xml:space="preserve">Ten a mano la </w:t>
-      </w:r>
-      <w:r>
-        <w:rPr>
-          <w:rFonts w:ascii="Calibri" w:hAnsi="Calibri"/>
           <w:b/>
           <w:color w:val="2B2B2B"/>
           <w:sz w:val="22"/>
         </w:rPr>
-        <w:t>lectura autónoma de la Sesión 01</w:t>
+        <w:t>Lectura autónoma de la Sesión 01</w:t>
       </w:r>
       <w:r>
         <w:rPr>
@@ -1580,7 +1784,7 @@
           <w:color w:val="2B2B2B"/>
           <w:sz w:val="22"/>
         </w:rPr>
-        <w:t xml:space="preserve"> (delimitación / reformulación del tema).</w:t>
+        <w:t xml:space="preserve"> (delimitación / reformulación del tema): ten resuelto de qué proyecto vienes y qué vas a sostener en TG2.</w:t>
       </w:r>
     </w:p>
     <w:p>
@@ -1590,11 +1794,20 @@
       <w:r>
         <w:rPr>
           <w:rFonts w:ascii="Calibri" w:hAnsi="Calibri"/>
+          <w:b/>
+          <w:color w:val="2B2B2B"/>
+          <w:sz w:val="22"/>
+        </w:rPr>
+        <w:t>Sesión 02 — Pregunta, objetivos y título provisional:</w:t>
+      </w:r>
+      <w:r>
+        <w:rPr>
+          <w:rFonts w:ascii="Calibri" w:hAnsi="Calibri"/>
           <w:b w:val="0"/>
           <w:color w:val="2B2B2B"/>
           <w:sz w:val="22"/>
         </w:rPr>
-        <w:t xml:space="preserve">Ten claras las </w:t>
+        <w:t xml:space="preserve"> Formula </w:t>
       </w:r>
       <w:r>
         <w:rPr>
@@ -1603,7 +1816,7 @@
           <w:color w:val="2B2B2B"/>
           <w:sz w:val="22"/>
         </w:rPr>
-        <w:t>partes del documento de grado</w:t>
+        <w:t>pregunta, objetivos y título provisional</w:t>
       </w:r>
       <w:r>
         <w:rPr>
@@ -1612,7 +1825,7 @@
           <w:color w:val="2B2B2B"/>
           <w:sz w:val="22"/>
         </w:rPr>
-        <w:t xml:space="preserve"> y qué va en cada una (problema, marcos, metodología, instrumentos, plan de análisis).</w:t>
+        <w:t xml:space="preserve"> de tu propio proyecto y prepárate para explicar por qué son coherentes entre sí. Recuerda que el 17/08 fue clase autónoma por festivo.</w:t>
       </w:r>
     </w:p>
     <w:p>
@@ -1622,11 +1835,38 @@
       <w:r>
         <w:rPr>
           <w:rFonts w:ascii="Calibri" w:hAnsi="Calibri"/>
+          <w:b/>
+          <w:color w:val="2B2B2B"/>
+          <w:sz w:val="22"/>
+        </w:rPr>
+        <w:t>Sesión 03 — Estructura del documento / artículo de avance:</w:t>
+      </w:r>
+      <w:r>
+        <w:rPr>
+          <w:rFonts w:ascii="Calibri" w:hAnsi="Calibri"/>
           <w:b w:val="0"/>
           <w:color w:val="2B2B2B"/>
           <w:sz w:val="22"/>
         </w:rPr>
-        <w:t xml:space="preserve">Repasa </w:t>
+        <w:t xml:space="preserve"> Ten clara la </w:t>
+      </w:r>
+      <w:r>
+        <w:rPr>
+          <w:rFonts w:ascii="Calibri" w:hAnsi="Calibri"/>
+          <w:b/>
+          <w:color w:val="2B2B2B"/>
+          <w:sz w:val="22"/>
+        </w:rPr>
+        <w:t>estructura del documento</w:t>
+      </w:r>
+      <w:r>
+        <w:rPr>
+          <w:rFonts w:ascii="Calibri" w:hAnsi="Calibri"/>
+          <w:b w:val="0"/>
+          <w:color w:val="2B2B2B"/>
+          <w:sz w:val="22"/>
+        </w:rPr>
+        <w:t xml:space="preserve"> de avance en plantilla APA CUN: qué va en cada apartado y en qué orden. Repasa </w:t>
       </w:r>
       <w:r>
         <w:rPr>
@@ -1644,7 +1884,207 @@
           <w:color w:val="2B2B2B"/>
           <w:sz w:val="22"/>
         </w:rPr>
-        <w:t>: cita en texto, referencia final y qué constituye plagio.</w:t>
+        <w:t xml:space="preserve"> —cita en texto, referencia final— y qué constituye plagio.</w:t>
+      </w:r>
+    </w:p>
+    <w:p>
+      <w:pPr>
+        <w:pStyle w:val="ListBullet"/>
+      </w:pPr>
+      <w:r>
+        <w:rPr>
+          <w:rFonts w:ascii="Calibri" w:hAnsi="Calibri"/>
+          <w:b/>
+          <w:color w:val="2B2B2B"/>
+          <w:sz w:val="22"/>
+        </w:rPr>
+        <w:t>Sesión 04 — Antecedentes y referentes (Fase I):</w:t>
+      </w:r>
+      <w:r>
+        <w:rPr>
+          <w:rFonts w:ascii="Calibri" w:hAnsi="Calibri"/>
+          <w:b w:val="0"/>
+          <w:color w:val="2B2B2B"/>
+          <w:sz w:val="22"/>
+        </w:rPr>
+        <w:t xml:space="preserve"> Ten claro qué es un </w:t>
+      </w:r>
+      <w:r>
+        <w:rPr>
+          <w:rFonts w:ascii="Calibri" w:hAnsi="Calibri"/>
+          <w:b/>
+          <w:color w:val="2B2B2B"/>
+          <w:sz w:val="22"/>
+        </w:rPr>
+        <w:t>antecedente / referente</w:t>
+      </w:r>
+      <w:r>
+        <w:rPr>
+          <w:rFonts w:ascii="Calibri" w:hAnsi="Calibri"/>
+          <w:b w:val="0"/>
+          <w:color w:val="2B2B2B"/>
+          <w:sz w:val="22"/>
+        </w:rPr>
+        <w:t xml:space="preserve"> (Fase I), cómo se busca en las bases CUN y cómo se conecta con tu pregunta.</w:t>
+      </w:r>
+    </w:p>
+    <w:p>
+      <w:pPr>
+        <w:pStyle w:val="ListBullet"/>
+      </w:pPr>
+      <w:r>
+        <w:rPr>
+          <w:rFonts w:ascii="Calibri" w:hAnsi="Calibri"/>
+          <w:b/>
+          <w:color w:val="2B2B2B"/>
+          <w:sz w:val="22"/>
+        </w:rPr>
+        <w:t>Sesión 05 — Marco teórico — avance:</w:t>
+      </w:r>
+      <w:r>
+        <w:rPr>
+          <w:rFonts w:ascii="Calibri" w:hAnsi="Calibri"/>
+          <w:b w:val="0"/>
+          <w:color w:val="2B2B2B"/>
+          <w:sz w:val="22"/>
+        </w:rPr>
+        <w:t xml:space="preserve"> Ten claro qué es un </w:t>
+      </w:r>
+      <w:r>
+        <w:rPr>
+          <w:rFonts w:ascii="Calibri" w:hAnsi="Calibri"/>
+          <w:b/>
+          <w:color w:val="2B2B2B"/>
+          <w:sz w:val="22"/>
+        </w:rPr>
+        <w:t>marco teórico</w:t>
+      </w:r>
+      <w:r>
+        <w:rPr>
+          <w:rFonts w:ascii="Calibri" w:hAnsi="Calibri"/>
+          <w:b w:val="0"/>
+          <w:color w:val="2B2B2B"/>
+          <w:sz w:val="22"/>
+        </w:rPr>
+        <w:t xml:space="preserve"> y cómo se articula con las </w:t>
+      </w:r>
+      <w:r>
+        <w:rPr>
+          <w:rFonts w:ascii="Calibri" w:hAnsi="Calibri"/>
+          <w:b/>
+          <w:color w:val="2B2B2B"/>
+          <w:sz w:val="22"/>
+        </w:rPr>
+        <w:t>variables</w:t>
+      </w:r>
+      <w:r>
+        <w:rPr>
+          <w:rFonts w:ascii="Calibri" w:hAnsi="Calibri"/>
+          <w:b w:val="0"/>
+          <w:color w:val="2B2B2B"/>
+          <w:sz w:val="22"/>
+        </w:rPr>
+        <w:t xml:space="preserve"> de tu pregunta.</w:t>
+      </w:r>
+    </w:p>
+    <w:p>
+      <w:pPr>
+        <w:pStyle w:val="ListBullet"/>
+      </w:pPr>
+      <w:r>
+        <w:rPr>
+          <w:rFonts w:ascii="Calibri" w:hAnsi="Calibri"/>
+          <w:b/>
+          <w:color w:val="2B2B2B"/>
+          <w:sz w:val="22"/>
+        </w:rPr>
+        <w:t>Sesión 06 — Marco conceptual y contextual:</w:t>
+      </w:r>
+      <w:r>
+        <w:rPr>
+          <w:rFonts w:ascii="Calibri" w:hAnsi="Calibri"/>
+          <w:b w:val="0"/>
+          <w:color w:val="2B2B2B"/>
+          <w:sz w:val="22"/>
+        </w:rPr>
+        <w:t xml:space="preserve"> Diferencia </w:t>
+      </w:r>
+      <w:r>
+        <w:rPr>
+          <w:rFonts w:ascii="Calibri" w:hAnsi="Calibri"/>
+          <w:b/>
+          <w:color w:val="2B2B2B"/>
+          <w:sz w:val="22"/>
+        </w:rPr>
+        <w:t>marco conceptual</w:t>
+      </w:r>
+      <w:r>
+        <w:rPr>
+          <w:rFonts w:ascii="Calibri" w:hAnsi="Calibri"/>
+          <w:b w:val="0"/>
+          <w:color w:val="2B2B2B"/>
+          <w:sz w:val="22"/>
+        </w:rPr>
+        <w:t xml:space="preserve"> (definiciones operativas) de </w:t>
+      </w:r>
+      <w:r>
+        <w:rPr>
+          <w:rFonts w:ascii="Calibri" w:hAnsi="Calibri"/>
+          <w:b/>
+          <w:color w:val="2B2B2B"/>
+          <w:sz w:val="22"/>
+        </w:rPr>
+        <w:t>marco contextual</w:t>
+      </w:r>
+      <w:r>
+        <w:rPr>
+          <w:rFonts w:ascii="Calibri" w:hAnsi="Calibri"/>
+          <w:b w:val="0"/>
+          <w:color w:val="2B2B2B"/>
+          <w:sz w:val="22"/>
+        </w:rPr>
+        <w:t xml:space="preserve"> (dónde ocurre lo que estudias).</w:t>
+      </w:r>
+    </w:p>
+    <w:p>
+      <w:pPr>
+        <w:pStyle w:val="ListBullet"/>
+      </w:pPr>
+      <w:r>
+        <w:rPr>
+          <w:rFonts w:ascii="Calibri" w:hAnsi="Calibri"/>
+          <w:b/>
+          <w:color w:val="2B2B2B"/>
+          <w:sz w:val="22"/>
+        </w:rPr>
+        <w:t>Sesión 07 — Diseño metodológico (propuesto):</w:t>
+      </w:r>
+      <w:r>
+        <w:rPr>
+          <w:rFonts w:ascii="Calibri" w:hAnsi="Calibri"/>
+          <w:b w:val="0"/>
+          <w:color w:val="2B2B2B"/>
+          <w:sz w:val="22"/>
+        </w:rPr>
+        <w:t xml:space="preserve"> Distingue </w:t>
+      </w:r>
+      <w:r>
+        <w:rPr>
+          <w:rFonts w:ascii="Calibri" w:hAnsi="Calibri"/>
+          <w:b/>
+          <w:color w:val="2B2B2B"/>
+          <w:sz w:val="22"/>
+        </w:rPr>
+        <w:t>enfoque, tipo, alcance y diseño</w:t>
+      </w:r>
+      <w:r>
+        <w:rPr>
+          <w:rFonts w:ascii="Calibri" w:hAnsi="Calibri"/>
+          <w:b w:val="0"/>
+          <w:color w:val="2B2B2B"/>
+          <w:sz w:val="22"/>
+        </w:rPr>
+        <w:t xml:space="preserve"> metodológico y prepárate para justificar el que propones.</w:t>
       </w:r>
     </w:p>
     <w:p>
@@ -1676,7 +2116,7 @@
           <w:color w:val="2B2B2B"/>
           <w:sz w:val="22"/>
         </w:rPr>
-        <w:t>: varios ítems se responden mejor con tu caso a la vista.</w:t>
+        <w:t>: varios ítems se responden mejor con tu documento a la vista.</w:t>
       </w:r>
     </w:p>
     <w:p>
@@ -2984,7 +3424,25 @@
           <w:color w:val="2B2B2B"/>
           <w:sz w:val="22"/>
         </w:rPr>
-        <w:t xml:space="preserve">Cierra el día de la </w:t>
+        <w:t xml:space="preserve">Cierra </w:t>
+      </w:r>
+      <w:r>
+        <w:rPr>
+          <w:rFonts w:ascii="Calibri" w:hAnsi="Calibri"/>
+          <w:b/>
+          <w:color w:val="2B2B2B"/>
+          <w:sz w:val="22"/>
+        </w:rPr>
+        <w:t>el día</w:t>
+      </w:r>
+      <w:r>
+        <w:rPr>
+          <w:rFonts w:ascii="Calibri" w:hAnsi="Calibri"/>
+          <w:b w:val="0"/>
+          <w:color w:val="2B2B2B"/>
+          <w:sz w:val="22"/>
+        </w:rPr>
+        <w:t xml:space="preserve"> de la </w:t>
       </w:r>
       <w:r>
         <w:rPr>
@@ -3002,7 +3460,61 @@
           <w:color w:val="2B2B2B"/>
           <w:sz w:val="22"/>
         </w:rPr>
-        <w:t xml:space="preserve"> (instrumentos y plan de análisis propuestos): cierra el corte 2.</w:t>
+        <w:t xml:space="preserve"> (Instrumentos y plan de análisis (propuestos)), que por eso </w:t>
+      </w:r>
+      <w:r>
+        <w:rPr>
+          <w:rFonts w:ascii="Calibri" w:hAnsi="Calibri"/>
+          <w:b/>
+          <w:color w:val="2B2B2B"/>
+          <w:sz w:val="22"/>
+        </w:rPr>
+        <w:t>no</w:t>
+      </w:r>
+      <w:r>
+        <w:rPr>
+          <w:rFonts w:ascii="Calibri" w:hAnsi="Calibri"/>
+          <w:b w:val="0"/>
+          <w:color w:val="2B2B2B"/>
+          <w:sz w:val="22"/>
+        </w:rPr>
+        <w:t xml:space="preserve"> entra: cubre de la </w:t>
+      </w:r>
+      <w:r>
+        <w:rPr>
+          <w:rFonts w:ascii="Calibri" w:hAnsi="Calibri"/>
+          <w:b/>
+          <w:color w:val="2B2B2B"/>
+          <w:sz w:val="22"/>
+        </w:rPr>
+        <w:t>Sesión 02</w:t>
+      </w:r>
+      <w:r>
+        <w:rPr>
+          <w:rFonts w:ascii="Calibri" w:hAnsi="Calibri"/>
+          <w:b w:val="0"/>
+          <w:color w:val="2B2B2B"/>
+          <w:sz w:val="22"/>
+        </w:rPr>
+        <w:t xml:space="preserve"> (Pregunta, objetivos y título provisional) a la </w:t>
+      </w:r>
+      <w:r>
+        <w:rPr>
+          <w:rFonts w:ascii="Calibri" w:hAnsi="Calibri"/>
+          <w:b/>
+          <w:color w:val="2B2B2B"/>
+          <w:sz w:val="22"/>
+        </w:rPr>
+        <w:t>Sesión 07</w:t>
+      </w:r>
+      <w:r>
+        <w:rPr>
+          <w:rFonts w:ascii="Calibri" w:hAnsi="Calibri"/>
+          <w:b w:val="0"/>
+          <w:color w:val="2B2B2B"/>
+          <w:sz w:val="22"/>
+        </w:rPr>
+        <w:t xml:space="preserve"> (Diseño metodológico (propuesto)). Cierra el corte 2.</w:t>
       </w:r>
     </w:p>
     <w:p>

--- a/Pregrado/Trabajo de grado 2/Clases/Recursos/ACAs/Parcial 2 (21%) - guia del cuestionario.docx
+++ b/Pregrado/Trabajo de grado 2/Clases/Recursos/ACAs/Parcial 2 (21%) - guia del cuestionario.docx
@@ -344,7 +344,25 @@
           <w:color w:val="2B2B2B"/>
           <w:sz w:val="22"/>
         </w:rPr>
-        <w:t xml:space="preserve"> Corte 1 30% = Quiz 1 6% + Parcial 1 24% · Corte 2 30% = Quiz 2 9% + Parcial 2 21% · Corte 3 40% = ACA Final 32,8% + Quiz 3 4% + Autoevaluación 1,6% + Coevaluación 1,6% — ya verificado en el aula, no orientativo. Producto: avance consolidado del proyecto/artículo hacia TG3, que se entrega como </w:t>
+        <w:t xml:space="preserve"> Corte 1 30% = Quiz 1 6% + Parcial 1 24% · Corte 2 30% = Quiz 2 9% + Parcial 2 21% · Corte 3 40% = ACA Final 32,8% + Quiz 3 4% + Autoevaluación 1,6% + Coevaluación 1,6% — ya verificado en el aula, no orientativo. Producto: avance consolidado del </w:t>
+      </w:r>
+      <w:r>
+        <w:rPr>
+          <w:rFonts w:ascii="Calibri" w:hAnsi="Calibri"/>
+          <w:b/>
+          <w:color w:val="2B2B2B"/>
+          <w:sz w:val="22"/>
+        </w:rPr>
+        <w:t>documento</w:t>
+      </w:r>
+      <w:r>
+        <w:rPr>
+          <w:rFonts w:ascii="Calibri" w:hAnsi="Calibri"/>
+          <w:b w:val="0"/>
+          <w:color w:val="2B2B2B"/>
+          <w:sz w:val="22"/>
+        </w:rPr>
+        <w:t xml:space="preserve"> de grado hacia TG3, que se entrega como </w:t>
       </w:r>
       <w:r>
         <w:rPr>
@@ -984,7 +1002,7 @@
           <w:color w:val="2B2B2B"/>
           <w:sz w:val="22"/>
         </w:rPr>
-        <w:t xml:space="preserve"> (31/08/2026) — Estructura del documento / artículo de avance</w:t>
+        <w:t xml:space="preserve"> (31/08/2026) — Estructura del documento de avance</w:t>
       </w:r>
     </w:p>
     <w:p>
@@ -1839,7 +1857,7 @@
           <w:color w:val="2B2B2B"/>
           <w:sz w:val="22"/>
         </w:rPr>
-        <w:t>Sesión 03 — Estructura del documento / artículo de avance:</w:t>
+        <w:t>Sesión 03 — Estructura del documento de avance:</w:t>
       </w:r>
       <w:r>
         <w:rPr>
@@ -1866,7 +1884,7 @@
           <w:color w:val="2B2B2B"/>
           <w:sz w:val="22"/>
         </w:rPr>
-        <w:t xml:space="preserve"> de avance en plantilla APA CUN: qué va en cada apartado y en qué orden. Repasa </w:t>
+        <w:t xml:space="preserve"> de avance en plantilla APA CUN: qué va en cada apartado y en qué orden —es el mismo esqueleto para cualquier modalidad de grado. Repasa </w:t>
       </w:r>
       <w:r>
         <w:rPr>
